--- a/redaction/chapitre16/chapitre12/paragraphes.docx
+++ b/redaction/chapitre16/chapitre12/paragraphes.docx
@@ -6,6 +6,7 @@
     <w:p>
       <w:pPr>
         <w:pStyle w:val="Heading1"/>
+        <w:pageBreakBefore/>
       </w:pPr>
       <w:r>
         <w:t xml:space="preserve">Chapitre 12 : Gestion des package - import et création</w:t>
@@ -209,6 +210,14 @@
     <w:p>
       <w:pPr>
         <w:pStyle w:val="SourceCode"/>
+        <w:pBdr>
+          <w:top w:val="single" w:sz="6" w:space="8" w:color="9AA5B1"/>
+          <w:left w:val="single" w:sz="6" w:space="8" w:color="9AA5B1"/>
+          <w:bottom w:val="single" w:sz="6" w:space="8" w:color="9AA5B1"/>
+          <w:right w:val="single" w:sz="6" w:space="8" w:color="9AA5B1"/>
+        </w:pBdr>
+        <w:spacing w:before="120" w:after="120" w:line="240" w:lineRule="auto"/>
+        <w:ind w:left="180" w:right="180"/>
       </w:pPr>
       <w:r>
         <w:rPr>
@@ -229,6 +238,12 @@
     <w:p>
       <w:pPr>
         <w:pStyle w:val="BlockText"/>
+        <w:shd w:val="clear" w:color="auto" w:fill="EAF6FB"/>
+        <w:spacing w:before="100" w:after="100"/>
+        <w:ind w:left="180" w:right="180"/>
+        <w:pBdr>
+          <w:left w:val="single" w:sz="18" w:space="8" w:color="2980B9"/>
+        </w:pBdr>
       </w:pPr>
       <w:r>
         <w:t xml:space="preserve">💡 Utilisez toujours des environnements virtuels isolés pour vos projets afin d’éviter les conflits de versions entre les différentes bibliothèques tierces installées.</w:t>
@@ -292,6 +307,14 @@
     <w:p>
       <w:pPr>
         <w:pStyle w:val="SourceCode"/>
+        <w:pBdr>
+          <w:top w:val="single" w:sz="6" w:space="8" w:color="9AA5B1"/>
+          <w:left w:val="single" w:sz="6" w:space="8" w:color="9AA5B1"/>
+          <w:bottom w:val="single" w:sz="6" w:space="8" w:color="9AA5B1"/>
+          <w:right w:val="single" w:sz="6" w:space="8" w:color="9AA5B1"/>
+        </w:pBdr>
+        <w:spacing w:before="120" w:after="120" w:line="240" w:lineRule="auto"/>
+        <w:ind w:left="180" w:right="180"/>
       </w:pPr>
       <w:r>
         <w:rPr>
@@ -351,6 +374,12 @@
     <w:p>
       <w:pPr>
         <w:pStyle w:val="BlockText"/>
+        <w:shd w:val="clear" w:color="auto" w:fill="EAF6FB"/>
+        <w:spacing w:before="100" w:after="100"/>
+        <w:ind w:left="180" w:right="180"/>
+        <w:pBdr>
+          <w:left w:val="single" w:sz="18" w:space="8" w:color="2980B9"/>
+        </w:pBdr>
       </w:pPr>
       <w:r>
         <w:t xml:space="preserve">💡 Évitez les importations globales du type</w:t>
@@ -408,6 +437,14 @@
     <w:p>
       <w:pPr>
         <w:pStyle w:val="SourceCode"/>
+        <w:pBdr>
+          <w:top w:val="single" w:sz="6" w:space="8" w:color="9AA5B1"/>
+          <w:left w:val="single" w:sz="6" w:space="8" w:color="9AA5B1"/>
+          <w:bottom w:val="single" w:sz="6" w:space="8" w:color="9AA5B1"/>
+          <w:right w:val="single" w:sz="6" w:space="8" w:color="9AA5B1"/>
+        </w:pBdr>
+        <w:spacing w:before="120" w:after="120" w:line="240" w:lineRule="auto"/>
+        <w:ind w:left="180" w:right="180"/>
       </w:pPr>
       <w:r>
         <w:rPr>
@@ -428,6 +465,12 @@
     <w:p>
       <w:pPr>
         <w:pStyle w:val="BlockText"/>
+        <w:shd w:val="clear" w:color="auto" w:fill="EAF6FB"/>
+        <w:spacing w:before="100" w:after="100"/>
+        <w:ind w:left="180" w:right="180"/>
+        <w:pBdr>
+          <w:left w:val="single" w:sz="18" w:space="8" w:color="2980B9"/>
+        </w:pBdr>
       </w:pPr>
       <w:r>
         <w:t xml:space="preserve">💡 Le fichier</w:t>
@@ -476,6 +519,14 @@
     <w:p>
       <w:pPr>
         <w:pStyle w:val="SourceCode"/>
+        <w:pBdr>
+          <w:top w:val="single" w:sz="6" w:space="8" w:color="9AA5B1"/>
+          <w:left w:val="single" w:sz="6" w:space="8" w:color="9AA5B1"/>
+          <w:bottom w:val="single" w:sz="6" w:space="8" w:color="9AA5B1"/>
+          <w:right w:val="single" w:sz="6" w:space="8" w:color="9AA5B1"/>
+        </w:pBdr>
+        <w:spacing w:before="120" w:after="120" w:line="240" w:lineRule="auto"/>
+        <w:ind w:left="180" w:right="180"/>
       </w:pPr>
       <w:r>
         <w:rPr>
@@ -526,6 +577,12 @@
     <w:p>
       <w:pPr>
         <w:pStyle w:val="BlockText"/>
+        <w:shd w:val="clear" w:color="auto" w:fill="EAF6FB"/>
+        <w:spacing w:before="100" w:after="100"/>
+        <w:ind w:left="180" w:right="180"/>
+        <w:pBdr>
+          <w:left w:val="single" w:sz="18" w:space="8" w:color="2980B9"/>
+        </w:pBdr>
       </w:pPr>
       <w:r>
         <w:t xml:space="preserve">💡 Privilégiez l’utilisation du module moderne</w:t>
@@ -616,6 +673,14 @@
     <w:p>
       <w:pPr>
         <w:pStyle w:val="SourceCode"/>
+        <w:pBdr>
+          <w:top w:val="single" w:sz="6" w:space="8" w:color="9AA5B1"/>
+          <w:left w:val="single" w:sz="6" w:space="8" w:color="9AA5B1"/>
+          <w:bottom w:val="single" w:sz="6" w:space="8" w:color="9AA5B1"/>
+          <w:right w:val="single" w:sz="6" w:space="8" w:color="9AA5B1"/>
+        </w:pBdr>
+        <w:spacing w:before="120" w:after="120" w:line="240" w:lineRule="auto"/>
+        <w:ind w:left="180" w:right="180"/>
       </w:pPr>
       <w:r>
         <w:rPr>
@@ -678,6 +743,12 @@
     <w:p>
       <w:pPr>
         <w:pStyle w:val="BlockText"/>
+        <w:shd w:val="clear" w:color="auto" w:fill="EAF6FB"/>
+        <w:spacing w:before="100" w:after="100"/>
+        <w:ind w:left="180" w:right="180"/>
+        <w:pBdr>
+          <w:left w:val="single" w:sz="18" w:space="8" w:color="2980B9"/>
+        </w:pBdr>
       </w:pPr>
       <w:r>
         <w:t xml:space="preserve">💡 Explorez d’abord la bibliothèque standard avant d’installer des packages tiers, car elle couvre déjà la majorité des besoins basiques en manipulation système.</w:t>
@@ -711,6 +782,14 @@
     <w:p>
       <w:pPr>
         <w:pStyle w:val="SourceCode"/>
+        <w:pBdr>
+          <w:top w:val="single" w:sz="6" w:space="8" w:color="9AA5B1"/>
+          <w:left w:val="single" w:sz="6" w:space="8" w:color="9AA5B1"/>
+          <w:bottom w:val="single" w:sz="6" w:space="8" w:color="9AA5B1"/>
+          <w:right w:val="single" w:sz="6" w:space="8" w:color="9AA5B1"/>
+        </w:pBdr>
+        <w:spacing w:before="120" w:after="120" w:line="240" w:lineRule="auto"/>
+        <w:ind w:left="180" w:right="180"/>
       </w:pPr>
       <w:r>
         <w:rPr>
@@ -779,6 +858,12 @@
     <w:p>
       <w:pPr>
         <w:pStyle w:val="BlockText"/>
+        <w:shd w:val="clear" w:color="auto" w:fill="EAF6FB"/>
+        <w:spacing w:before="100" w:after="100"/>
+        <w:ind w:left="180" w:right="180"/>
+        <w:pBdr>
+          <w:left w:val="single" w:sz="18" w:space="8" w:color="2980B9"/>
+        </w:pBdr>
       </w:pPr>
       <w:r>
         <w:t xml:space="preserve">💡 Utilisez l’argument</w:t>
@@ -857,6 +942,14 @@
     <w:p>
       <w:pPr>
         <w:pStyle w:val="SourceCode"/>
+        <w:pBdr>
+          <w:top w:val="single" w:sz="6" w:space="8" w:color="9AA5B1"/>
+          <w:left w:val="single" w:sz="6" w:space="8" w:color="9AA5B1"/>
+          <w:bottom w:val="single" w:sz="6" w:space="8" w:color="9AA5B1"/>
+          <w:right w:val="single" w:sz="6" w:space="8" w:color="9AA5B1"/>
+        </w:pBdr>
+        <w:spacing w:before="120" w:after="120" w:line="240" w:lineRule="auto"/>
+        <w:ind w:left="180" w:right="180"/>
       </w:pPr>
       <w:r>
         <w:rPr>
@@ -970,6 +1063,12 @@
     <w:p>
       <w:pPr>
         <w:pStyle w:val="BlockText"/>
+        <w:shd w:val="clear" w:color="auto" w:fill="EAF6FB"/>
+        <w:spacing w:before="100" w:after="100"/>
+        <w:ind w:left="180" w:right="180"/>
+        <w:pBdr>
+          <w:left w:val="single" w:sz="18" w:space="8" w:color="2980B9"/>
+        </w:pBdr>
       </w:pPr>
       <w:r>
         <w:t xml:space="preserve">💡 Utilisez toujours le gestionnaire de contexte</w:t>
@@ -1033,6 +1132,14 @@
     <w:p>
       <w:pPr>
         <w:pStyle w:val="SourceCode"/>
+        <w:pBdr>
+          <w:top w:val="single" w:sz="6" w:space="8" w:color="9AA5B1"/>
+          <w:left w:val="single" w:sz="6" w:space="8" w:color="9AA5B1"/>
+          <w:bottom w:val="single" w:sz="6" w:space="8" w:color="9AA5B1"/>
+          <w:right w:val="single" w:sz="6" w:space="8" w:color="9AA5B1"/>
+        </w:pBdr>
+        <w:spacing w:before="120" w:after="120" w:line="240" w:lineRule="auto"/>
+        <w:ind w:left="180" w:right="180"/>
       </w:pPr>
       <w:r>
         <w:rPr>
@@ -1071,6 +1178,12 @@
     <w:p>
       <w:pPr>
         <w:pStyle w:val="BlockText"/>
+        <w:shd w:val="clear" w:color="auto" w:fill="EAF6FB"/>
+        <w:spacing w:before="100" w:after="100"/>
+        <w:ind w:left="180" w:right="180"/>
+        <w:pBdr>
+          <w:left w:val="single" w:sz="18" w:space="8" w:color="2980B9"/>
+        </w:pBdr>
       </w:pPr>
       <w:r>
         <w:t xml:space="preserve">💡 Mettez régulièrement à jour votre fichier</w:t>
@@ -1111,6 +1224,14 @@
     <w:p>
       <w:pPr>
         <w:pStyle w:val="SourceCode"/>
+        <w:pBdr>
+          <w:top w:val="single" w:sz="6" w:space="8" w:color="9AA5B1"/>
+          <w:left w:val="single" w:sz="6" w:space="8" w:color="9AA5B1"/>
+          <w:bottom w:val="single" w:sz="6" w:space="8" w:color="9AA5B1"/>
+          <w:right w:val="single" w:sz="6" w:space="8" w:color="9AA5B1"/>
+        </w:pBdr>
+        <w:spacing w:before="120" w:after="120" w:line="240" w:lineRule="auto"/>
+        <w:ind w:left="180" w:right="180"/>
       </w:pPr>
       <w:r>
         <w:rPr>
@@ -2108,29 +2229,55 @@
   <w:style w:default="1" w:styleId="Normal" w:type="paragraph">
     <w:name w:val="Normal"/>
     <w:qFormat/>
+    <w:pPr>
+      <w:spacing w:line="300" w:lineRule="auto" w:after="160"/>
+    </w:pPr>
+    <w:rPr>
+      <w:rFonts w:ascii="Cambria" w:hAnsi="Cambria"/>
+      <w:color w:val="2F3542"/>
+      <w:sz w:val="23"/>
+    </w:rPr>
   </w:style>
   <w:style w:styleId="BodyText" w:type="paragraph">
     <w:name w:val="Body Text"/>
     <w:basedOn w:val="Normal"/>
     <w:link w:val="BodyTextChar"/>
     <w:pPr>
-      <w:spacing w:after="180" w:before="180"/>
+      <w:spacing w:after="160" w:before="180" w:line="300" w:lineRule="auto"/>
     </w:pPr>
     <w:qFormat/>
+    <w:rPr>
+      <w:rFonts w:ascii="Cambria" w:hAnsi="Cambria"/>
+      <w:color w:val="2F3542"/>
+      <w:sz w:val="23"/>
+    </w:rPr>
   </w:style>
   <w:style w:customStyle="1" w:styleId="FirstParagraph" w:type="paragraph">
     <w:name w:val="First Paragraph"/>
     <w:basedOn w:val="BodyText"/>
     <w:next w:val="BodyText"/>
     <w:qFormat/>
+    <w:pPr>
+      <w:spacing w:line="300" w:lineRule="auto" w:after="160"/>
+    </w:pPr>
+    <w:rPr>
+      <w:rFonts w:ascii="Cambria" w:hAnsi="Cambria"/>
+      <w:color w:val="2F3542"/>
+      <w:sz w:val="23"/>
+    </w:rPr>
   </w:style>
   <w:style w:customStyle="1" w:styleId="Compact" w:type="paragraph">
     <w:name w:val="Compact"/>
     <w:basedOn w:val="BodyText"/>
     <w:qFormat/>
     <w:pPr>
-      <w:spacing w:after="36" w:before="36"/>
+      <w:spacing w:after="160" w:before="36" w:line="300" w:lineRule="auto"/>
     </w:pPr>
+    <w:rPr>
+      <w:rFonts w:ascii="Cambria" w:hAnsi="Cambria"/>
+      <w:color w:val="2F3542"/>
+      <w:sz w:val="23"/>
+    </w:rPr>
   </w:style>
   <w:style w:styleId="Title" w:type="paragraph">
     <w:name w:val="Title"/>
@@ -2220,15 +2367,16 @@
     <w:pPr>
       <w:keepNext/>
       <w:keepLines/>
-      <w:spacing w:after="0" w:before="480"/>
+      <w:pageBreakBefore/>
+      <w:spacing w:after="360" w:before="0"/>
       <w:outlineLvl w:val="0"/>
     </w:pPr>
     <w:rPr>
-      <w:rFonts w:asciiTheme="majorHAnsi" w:cstheme="majorBidi" w:eastAsiaTheme="majorEastAsia" w:hAnsiTheme="majorHAnsi"/>
+      <w:rFonts w:asciiTheme="majorHAnsi" w:cstheme="majorBidi" w:eastAsiaTheme="majorEastAsia" w:hAnsiTheme="majorHAnsi" w:ascii="Calibri" w:hAnsi="Calibri"/>
       <w:b/>
       <w:bCs/>
-      <w:color w:themeColor="accent1" w:val="4F81BD"/>
-      <w:sz w:val="32"/>
+      <w:color w:val="2C3E50"/>
+      <w:sz w:val="52"/>
       <w:szCs w:val="32"/>
     </w:rPr>
   </w:style>
@@ -2242,15 +2390,15 @@
     <w:pPr>
       <w:keepNext/>
       <w:keepLines/>
-      <w:spacing w:after="0" w:before="200"/>
+      <w:spacing w:after="160" w:before="440"/>
       <w:outlineLvl w:val="1"/>
     </w:pPr>
     <w:rPr>
-      <w:rFonts w:asciiTheme="majorHAnsi" w:cstheme="majorBidi" w:eastAsiaTheme="majorEastAsia" w:hAnsiTheme="majorHAnsi"/>
+      <w:rFonts w:asciiTheme="majorHAnsi" w:cstheme="majorBidi" w:eastAsiaTheme="majorEastAsia" w:hAnsiTheme="majorHAnsi" w:ascii="Calibri" w:hAnsi="Calibri"/>
       <w:b/>
       <w:bCs/>
-      <w:color w:themeColor="accent1" w:val="4F81BD"/>
-      <w:sz w:val="28"/>
+      <w:color w:val="C0502D"/>
+      <w:sz w:val="30"/>
       <w:szCs w:val="28"/>
     </w:rPr>
   </w:style>
@@ -2410,6 +2558,12 @@
       <w:spacing w:after="100" w:before="100"/>
       <w:ind w:firstLine="0" w:left="480" w:right="480"/>
     </w:pPr>
+    <w:rPr>
+      <w:rFonts w:ascii="Calibri" w:hAnsi="Calibri"/>
+      <w:i/>
+      <w:color w:val="216E9C"/>
+      <w:sz w:val="22"/>
+    </w:rPr>
   </w:style>
   <w:style w:styleId="FootnoteText" w:type="paragraph">
     <w:name w:val="Footnote Text"/>
@@ -2561,6 +2715,11 @@
     <w:pPr>
       <w:wordWrap w:val="off"/>
     </w:pPr>
+    <w:rPr>
+      <w:rFonts w:ascii="Consolas" w:hAnsi="Consolas"/>
+      <w:color w:val="2F3542"/>
+      <w:sz w:val="19"/>
+    </w:rPr>
   </w:style>
   <w:style w:type="character" w:customStyle="1" w:styleId="KeywordTok">
     <w:name w:val="KeywordTok"/>
